--- a/valencia/UD06/UD06 - Activitats avaluables 01 (Semipresencial).docx
+++ b/valencia/UD06/UD06 - Activitats avaluables 01 (Semipresencial).docx
@@ -21,6 +21,7 @@
         <w:rPr>
           <w:rFonts w:ascii="Proxima Nova" w:cs="Proxima Nova" w:eastAsia="Proxima Nova" w:hAnsi="Proxima Nova"/>
           <w:b w:val="0"/>
+          <w:bCs w:val="0"/>
           <w:color w:val="669966"/>
           <w:sz w:val="48"/>
           <w:szCs w:val="48"/>
@@ -80,12 +81,12 @@
             <wp:extent cx="6120000" cy="723900"/>
             <wp:effectExtent b="0" l="0" r="0" t="0"/>
             <wp:wrapSquare wrapText="bothSides" distB="114300" distT="114300" distL="114300" distR="114300"/>
-            <wp:docPr id="2" name="image2.png"/>
+            <wp:docPr id="2" name="image3.png"/>
             <a:graphic>
               <a:graphicData uri="http://schemas.openxmlformats.org/drawingml/2006/picture">
                 <pic:pic>
                   <pic:nvPicPr>
-                    <pic:cNvPr id="0" name="image2.png"/>
+                    <pic:cNvPr id="0" name="image3.png"/>
                     <pic:cNvPicPr preferRelativeResize="0"/>
                   </pic:nvPicPr>
                   <pic:blipFill>
@@ -335,7 +336,7 @@
           <w:szCs w:val="32"/>
           <w:rtl w:val="0"/>
         </w:rPr>
-        <w:t xml:space="preserve">Actualitzat Desembre 2024</w:t>
+        <w:t xml:space="preserve">Actualitzat Novembre 2025</w:t>
       </w:r>
     </w:p>
     <w:p>
@@ -366,6 +367,7 @@
         <w:rPr>
           <w:rFonts w:ascii="Verdana" w:cs="Verdana" w:eastAsia="Verdana" w:hAnsi="Verdana"/>
           <w:b w:val="1"/>
+          <w:bCs w:val="1"/>
           <w:sz w:val="20"/>
           <w:szCs w:val="20"/>
         </w:rPr>
@@ -386,6 +388,7 @@
         <w:rPr>
           <w:rFonts w:ascii="Verdana" w:cs="Verdana" w:eastAsia="Verdana" w:hAnsi="Verdana"/>
           <w:b w:val="1"/>
+          <w:bCs w:val="1"/>
           <w:sz w:val="20"/>
           <w:szCs w:val="20"/>
           <w:rtl w:val="0"/>
@@ -419,12 +422,12 @@
             <wp:extent cx="922564" cy="322898"/>
             <wp:effectExtent b="0" l="0" r="0" t="0"/>
             <wp:wrapSquare wrapText="bothSides" distB="57150" distT="57150" distL="57150" distR="57150"/>
-            <wp:docPr id="1" name="image3.png"/>
+            <wp:docPr id="1" name="image2.png"/>
             <a:graphic>
               <a:graphicData uri="http://schemas.openxmlformats.org/drawingml/2006/picture">
                 <pic:pic>
                   <pic:nvPicPr>
-                    <pic:cNvPr id="0" name="image3.png"/>
+                    <pic:cNvPr id="0" name="image2.png"/>
                     <pic:cNvPicPr preferRelativeResize="0"/>
                   </pic:nvPicPr>
                   <pic:blipFill>
@@ -525,6 +528,7 @@
         <w:ind w:left="0" w:right="57" w:firstLine="0"/>
         <w:rPr>
           <w:b w:val="1"/>
+          <w:bCs w:val="1"/>
         </w:rPr>
       </w:pPr>
       <w:r>
@@ -538,6 +542,7 @@
       <w:r>
         <w:rPr>
           <w:b w:val="1"/>
+          <w:bCs w:val="1"/>
           <w:rtl w:val="0"/>
         </w:rPr>
         <w:t xml:space="preserve">Important</w:t>
@@ -568,6 +573,7 @@
         <w:ind w:left="0" w:right="57" w:firstLine="0"/>
         <w:rPr>
           <w:b w:val="1"/>
+          <w:bCs w:val="1"/>
         </w:rPr>
       </w:pPr>
       <w:r>
@@ -591,6 +597,7 @@
       <w:r>
         <w:rPr>
           <w:b w:val="1"/>
+          <w:bCs w:val="1"/>
           <w:rtl w:val="0"/>
         </w:rPr>
         <w:t xml:space="preserve">A</w:t>
@@ -598,6 +605,7 @@
       <w:r>
         <w:rPr>
           <w:b w:val="1"/>
+          <w:bCs w:val="1"/>
           <w:rtl w:val="0"/>
         </w:rPr>
         <w:t xml:space="preserve">tenció</w:t>
@@ -645,6 +653,7 @@
       <w:r>
         <w:rPr>
           <w:b w:val="1"/>
+          <w:bCs w:val="1"/>
           <w:rtl w:val="0"/>
         </w:rPr>
         <w:t xml:space="preserve">Interessant</w:t>
@@ -663,6 +672,7 @@
         <w:rPr>
           <w:rFonts w:ascii="Arial" w:cs="Arial" w:eastAsia="Arial" w:hAnsi="Arial"/>
           <w:b w:val="1"/>
+          <w:bCs w:val="1"/>
           <w:smallCaps w:val="1"/>
           <w:sz w:val="32"/>
           <w:szCs w:val="32"/>
@@ -672,6 +682,7 @@
         <w:rPr>
           <w:rFonts w:ascii="Arial" w:cs="Arial" w:eastAsia="Arial" w:hAnsi="Arial"/>
           <w:b w:val="1"/>
+          <w:bCs w:val="1"/>
           <w:smallCaps w:val="1"/>
           <w:sz w:val="32"/>
           <w:szCs w:val="32"/>
@@ -682,6 +693,7 @@
     </w:p>
     <w:sdt>
       <w:sdtPr>
+        <w:id w:val="-478388274"/>
         <w:docPartObj>
           <w:docPartGallery w:val="Table of Contents"/>
           <w:docPartUnique w:val="1"/>
@@ -697,6 +709,7 @@
             <w:jc w:val="left"/>
             <w:rPr>
               <w:b w:val="1"/>
+              <w:bCs w:val="1"/>
               <w:color w:val="000000"/>
               <w:u w:val="none"/>
             </w:rPr>
@@ -711,7 +724,9 @@
               <w:rPr>
                 <w:rFonts w:ascii="Verdana" w:cs="Verdana" w:eastAsia="Verdana" w:hAnsi="Verdana"/>
                 <w:b w:val="1"/>
+                <w:bCs w:val="1"/>
                 <w:i w:val="0"/>
+                <w:iCs w:val="0"/>
                 <w:smallCaps w:val="0"/>
                 <w:strike w:val="0"/>
                 <w:color w:val="000000"/>
@@ -742,6 +757,7 @@
             <w:jc w:val="left"/>
             <w:rPr>
               <w:b w:val="1"/>
+              <w:bCs w:val="1"/>
               <w:color w:val="000000"/>
               <w:u w:val="none"/>
             </w:rPr>
@@ -751,7 +767,9 @@
               <w:rPr>
                 <w:rFonts w:ascii="Verdana" w:cs="Verdana" w:eastAsia="Verdana" w:hAnsi="Verdana"/>
                 <w:b w:val="1"/>
+                <w:bCs w:val="1"/>
                 <w:i w:val="0"/>
+                <w:iCs w:val="0"/>
                 <w:smallCaps w:val="0"/>
                 <w:strike w:val="0"/>
                 <w:color w:val="000000"/>
@@ -782,6 +800,7 @@
             <w:jc w:val="left"/>
             <w:rPr>
               <w:b w:val="1"/>
+              <w:bCs w:val="1"/>
               <w:color w:val="000000"/>
               <w:u w:val="none"/>
             </w:rPr>
@@ -791,7 +810,9 @@
               <w:rPr>
                 <w:rFonts w:ascii="Verdana" w:cs="Verdana" w:eastAsia="Verdana" w:hAnsi="Verdana"/>
                 <w:b w:val="1"/>
+                <w:bCs w:val="1"/>
                 <w:i w:val="0"/>
+                <w:iCs w:val="0"/>
                 <w:smallCaps w:val="0"/>
                 <w:strike w:val="0"/>
                 <w:color w:val="000000"/>
@@ -822,6 +843,7 @@
             <w:jc w:val="left"/>
             <w:rPr>
               <w:b w:val="1"/>
+              <w:bCs w:val="1"/>
               <w:color w:val="000000"/>
               <w:u w:val="none"/>
             </w:rPr>
@@ -831,7 +853,9 @@
               <w:rPr>
                 <w:rFonts w:ascii="Verdana" w:cs="Verdana" w:eastAsia="Verdana" w:hAnsi="Verdana"/>
                 <w:b w:val="1"/>
+                <w:bCs w:val="1"/>
                 <w:i w:val="0"/>
+                <w:iCs w:val="0"/>
                 <w:smallCaps w:val="0"/>
                 <w:strike w:val="0"/>
                 <w:color w:val="000000"/>
@@ -862,6 +886,7 @@
             <w:jc w:val="left"/>
             <w:rPr>
               <w:b w:val="1"/>
+              <w:bCs w:val="1"/>
               <w:color w:val="000000"/>
               <w:u w:val="none"/>
             </w:rPr>
@@ -871,7 +896,9 @@
               <w:rPr>
                 <w:rFonts w:ascii="Verdana" w:cs="Verdana" w:eastAsia="Verdana" w:hAnsi="Verdana"/>
                 <w:b w:val="1"/>
+                <w:bCs w:val="1"/>
                 <w:i w:val="0"/>
+                <w:iCs w:val="0"/>
                 <w:smallCaps w:val="0"/>
                 <w:strike w:val="0"/>
                 <w:color w:val="000000"/>
@@ -902,6 +929,7 @@
             <w:jc w:val="left"/>
             <w:rPr>
               <w:b w:val="1"/>
+              <w:bCs w:val="1"/>
               <w:color w:val="000000"/>
               <w:u w:val="none"/>
             </w:rPr>
@@ -911,7 +939,9 @@
               <w:rPr>
                 <w:rFonts w:ascii="Verdana" w:cs="Verdana" w:eastAsia="Verdana" w:hAnsi="Verdana"/>
                 <w:b w:val="1"/>
+                <w:bCs w:val="1"/>
                 <w:i w:val="0"/>
+                <w:iCs w:val="0"/>
                 <w:smallCaps w:val="0"/>
                 <w:strike w:val="0"/>
                 <w:color w:val="000000"/>
@@ -942,6 +972,7 @@
             <w:jc w:val="left"/>
             <w:rPr>
               <w:b w:val="1"/>
+              <w:bCs w:val="1"/>
               <w:color w:val="000000"/>
               <w:u w:val="none"/>
             </w:rPr>
@@ -951,7 +982,9 @@
               <w:rPr>
                 <w:rFonts w:ascii="Verdana" w:cs="Verdana" w:eastAsia="Verdana" w:hAnsi="Verdana"/>
                 <w:b w:val="1"/>
+                <w:bCs w:val="1"/>
                 <w:i w:val="0"/>
+                <w:iCs w:val="0"/>
                 <w:smallCaps w:val="0"/>
                 <w:strike w:val="0"/>
                 <w:color w:val="000000"/>
@@ -982,6 +1015,7 @@
             <w:jc w:val="left"/>
             <w:rPr>
               <w:b w:val="1"/>
+              <w:bCs w:val="1"/>
               <w:color w:val="000000"/>
               <w:u w:val="none"/>
             </w:rPr>
@@ -991,7 +1025,9 @@
               <w:rPr>
                 <w:rFonts w:ascii="Verdana" w:cs="Verdana" w:eastAsia="Verdana" w:hAnsi="Verdana"/>
                 <w:b w:val="1"/>
+                <w:bCs w:val="1"/>
                 <w:i w:val="0"/>
+                <w:iCs w:val="0"/>
                 <w:smallCaps w:val="0"/>
                 <w:strike w:val="0"/>
                 <w:color w:val="000000"/>
@@ -1026,6 +1062,7 @@
         <w:rPr>
           <w:rFonts w:ascii="Arial" w:cs="Arial" w:eastAsia="Arial" w:hAnsi="Arial"/>
           <w:b w:val="1"/>
+          <w:bCs w:val="1"/>
           <w:smallCaps w:val="1"/>
           <w:sz w:val="32"/>
           <w:szCs w:val="32"/>
@@ -1300,7 +1337,7 @@
         <w:pageBreakBefore w:val="0"/>
         <w:numPr>
           <w:ilvl w:val="0"/>
-          <w:numId w:val="5"/>
+          <w:numId w:val="7"/>
         </w:numPr>
         <w:ind w:left="432"/>
       </w:pPr>
@@ -1317,12 +1354,14 @@
       <w:pPr>
         <w:rPr>
           <w:b w:val="1"/>
+          <w:bCs w:val="1"/>
           <w:u w:val="single"/>
         </w:rPr>
       </w:pPr>
       <w:r>
         <w:rPr>
           <w:b w:val="1"/>
+          <w:bCs w:val="1"/>
           <w:rtl w:val="0"/>
         </w:rPr>
         <w:t xml:space="preserve">Data límit d'entrega: </w:t>
@@ -1330,10 +1369,11 @@
       <w:r>
         <w:rPr>
           <w:b w:val="1"/>
+          <w:bCs w:val="1"/>
           <w:u w:val="single"/>
           <w:rtl w:val="0"/>
         </w:rPr>
-        <w:t xml:space="preserve">Dilluns 23 de desembre a les 23:55.</w:t>
+        <w:t xml:space="preserve">Dilluns 22 de desembre a les 23:55.</w:t>
       </w:r>
     </w:p>
     <w:p>
@@ -1381,6 +1421,7 @@
       <w:r>
         <w:rPr>
           <w:b w:val="1"/>
+          <w:bCs w:val="1"/>
           <w:rtl w:val="0"/>
         </w:rPr>
         <w:t xml:space="preserve">Atenció: </w:t>
@@ -1403,7 +1444,7 @@
         <w:pageBreakBefore w:val="0"/>
         <w:numPr>
           <w:ilvl w:val="0"/>
-          <w:numId w:val="5"/>
+          <w:numId w:val="7"/>
         </w:numPr>
         <w:ind w:left="432"/>
       </w:pPr>
@@ -1420,7 +1461,7 @@
       <w:pPr>
         <w:numPr>
           <w:ilvl w:val="0"/>
-          <w:numId w:val="2"/>
+          <w:numId w:val="3"/>
         </w:numPr>
         <w:spacing w:after="0" w:afterAutospacing="0"/>
         <w:ind w:left="720" w:hanging="360"/>
@@ -1439,7 +1480,7 @@
       <w:pPr>
         <w:numPr>
           <w:ilvl w:val="1"/>
-          <w:numId w:val="2"/>
+          <w:numId w:val="3"/>
         </w:numPr>
         <w:spacing w:after="0" w:afterAutospacing="0" w:before="0" w:beforeAutospacing="0"/>
         <w:ind w:left="1440" w:hanging="360"/>
@@ -1458,7 +1499,7 @@
       <w:pPr>
         <w:numPr>
           <w:ilvl w:val="0"/>
-          <w:numId w:val="2"/>
+          <w:numId w:val="3"/>
         </w:numPr>
         <w:spacing w:after="0" w:afterAutospacing="0" w:before="0" w:beforeAutospacing="0"/>
         <w:ind w:left="720" w:hanging="360"/>
@@ -1477,7 +1518,7 @@
       <w:pPr>
         <w:numPr>
           <w:ilvl w:val="1"/>
-          <w:numId w:val="2"/>
+          <w:numId w:val="3"/>
         </w:numPr>
         <w:spacing w:after="0" w:afterAutospacing="0" w:before="0" w:beforeAutospacing="0"/>
         <w:ind w:left="1440" w:hanging="360"/>
@@ -1496,7 +1537,7 @@
       <w:pPr>
         <w:numPr>
           <w:ilvl w:val="1"/>
-          <w:numId w:val="2"/>
+          <w:numId w:val="3"/>
         </w:numPr>
         <w:spacing w:after="0" w:afterAutospacing="0" w:before="0" w:beforeAutospacing="0"/>
         <w:ind w:left="1440" w:hanging="360"/>
@@ -1515,7 +1556,7 @@
       <w:pPr>
         <w:numPr>
           <w:ilvl w:val="1"/>
-          <w:numId w:val="2"/>
+          <w:numId w:val="3"/>
         </w:numPr>
         <w:spacing w:after="0" w:afterAutospacing="0" w:before="0" w:beforeAutospacing="0"/>
         <w:ind w:left="1440" w:hanging="360"/>
@@ -1534,7 +1575,7 @@
       <w:pPr>
         <w:numPr>
           <w:ilvl w:val="1"/>
-          <w:numId w:val="2"/>
+          <w:numId w:val="3"/>
         </w:numPr>
         <w:spacing w:after="0" w:afterAutospacing="0" w:before="0" w:beforeAutospacing="0"/>
         <w:ind w:left="1440" w:hanging="360"/>
@@ -1553,7 +1594,7 @@
       <w:pPr>
         <w:numPr>
           <w:ilvl w:val="0"/>
-          <w:numId w:val="2"/>
+          <w:numId w:val="3"/>
         </w:numPr>
         <w:spacing w:after="0" w:afterAutospacing="0" w:before="0" w:beforeAutospacing="0"/>
         <w:ind w:left="720" w:hanging="360"/>
@@ -1572,7 +1613,7 @@
       <w:pPr>
         <w:numPr>
           <w:ilvl w:val="0"/>
-          <w:numId w:val="2"/>
+          <w:numId w:val="3"/>
         </w:numPr>
         <w:spacing w:after="0" w:afterAutospacing="0" w:before="0" w:beforeAutospacing="0"/>
         <w:ind w:left="720" w:hanging="360"/>
@@ -1591,7 +1632,7 @@
       <w:pPr>
         <w:numPr>
           <w:ilvl w:val="1"/>
-          <w:numId w:val="2"/>
+          <w:numId w:val="3"/>
         </w:numPr>
         <w:spacing w:after="0" w:afterAutospacing="0" w:before="0" w:beforeAutospacing="0"/>
         <w:ind w:left="1440" w:hanging="360"/>
@@ -1600,6 +1641,7 @@
       <w:r>
         <w:rPr>
           <w:b w:val="1"/>
+          <w:bCs w:val="1"/>
           <w:u w:val="single"/>
           <w:rtl w:val="0"/>
         </w:rPr>
@@ -1610,7 +1652,7 @@
       <w:pPr>
         <w:numPr>
           <w:ilvl w:val="0"/>
-          <w:numId w:val="1"/>
+          <w:numId w:val="2"/>
         </w:numPr>
         <w:spacing w:before="0" w:beforeAutospacing="0"/>
         <w:ind w:left="720" w:hanging="360"/>
@@ -1666,6 +1708,7 @@
       <w:r>
         <w:rPr>
           <w:b w:val="1"/>
+          <w:bCs w:val="1"/>
           <w:rtl w:val="0"/>
         </w:rPr>
         <w:t xml:space="preserve">Atenció: </w:t>
@@ -1688,7 +1731,7 @@
         <w:pStyle w:val="Heading1"/>
         <w:numPr>
           <w:ilvl w:val="0"/>
-          <w:numId w:val="5"/>
+          <w:numId w:val="7"/>
         </w:numPr>
         <w:ind w:left="432"/>
       </w:pPr>
@@ -1730,6 +1773,7 @@
       <w:r>
         <w:rPr>
           <w:b w:val="1"/>
+          <w:bCs w:val="1"/>
           <w:u w:val="single"/>
           <w:rtl w:val="0"/>
         </w:rPr>
@@ -1745,7 +1789,9 @@
       <w:pPr>
         <w:rPr>
           <w:b w:val="1"/>
+          <w:bCs w:val="1"/>
           <w:i w:val="1"/>
+          <w:iCs w:val="1"/>
           <w:u w:val="single"/>
         </w:rPr>
       </w:pPr>
@@ -1758,7 +1804,9 @@
       <w:r>
         <w:rPr>
           <w:b w:val="1"/>
+          <w:bCs w:val="1"/>
           <w:i w:val="1"/>
+          <w:iCs w:val="1"/>
           <w:u w:val="single"/>
           <w:rtl w:val="0"/>
         </w:rPr>
@@ -1771,7 +1819,7 @@
         <w:pageBreakBefore w:val="0"/>
         <w:numPr>
           <w:ilvl w:val="0"/>
-          <w:numId w:val="5"/>
+          <w:numId w:val="7"/>
         </w:numPr>
         <w:ind w:left="432"/>
       </w:pPr>
@@ -1789,7 +1837,7 @@
         <w:pStyle w:val="Heading1"/>
         <w:numPr>
           <w:ilvl w:val="1"/>
-          <w:numId w:val="5"/>
+          <w:numId w:val="7"/>
         </w:numPr>
         <w:ind w:left="576"/>
       </w:pPr>
@@ -1811,6 +1859,80 @@
           <w:rtl w:val="0"/>
         </w:rPr>
         <w:t xml:space="preserve">Modifica l’exemple més senzill de la llista de tasques de forma que:</w:t>
+      </w:r>
+    </w:p>
+    <w:p>
+      <w:pPr>
+        <w:numPr>
+          <w:ilvl w:val="0"/>
+          <w:numId w:val="1"/>
+        </w:numPr>
+        <w:spacing w:after="0" w:afterAutospacing="0"/>
+        <w:ind w:left="720" w:hanging="360"/>
+        <w:rPr>
+          <w:smallCaps w:val="0"/>
+          <w:color w:val="000000"/>
+          <w:sz w:val="24"/>
+          <w:szCs w:val="24"/>
+        </w:rPr>
+      </w:pPr>
+      <w:r>
+        <w:rPr>
+          <w:rtl w:val="0"/>
+        </w:rPr>
+        <w:t xml:space="preserve">Tinga una nova vista per veure les tasques en format “Kanban”.</w:t>
+      </w:r>
+    </w:p>
+    <w:p>
+      <w:pPr>
+        <w:numPr>
+          <w:ilvl w:val="0"/>
+          <w:numId w:val="1"/>
+        </w:numPr>
+        <w:spacing w:before="0" w:beforeAutospacing="0"/>
+        <w:ind w:left="720" w:hanging="360"/>
+        <w:rPr>
+          <w:smallCaps w:val="0"/>
+          <w:color w:val="000000"/>
+          <w:sz w:val="24"/>
+          <w:szCs w:val="24"/>
+        </w:rPr>
+      </w:pPr>
+      <w:r>
+        <w:rPr>
+          <w:rtl w:val="0"/>
+        </w:rPr>
+        <w:t xml:space="preserve">Modifica les tasques per tindre una data assignada i crea una nova vista per veure en una vista “Calendar” la data assignada.</w:t>
+      </w:r>
+    </w:p>
+    <w:p>
+      <w:pPr>
+        <w:pStyle w:val="Heading1"/>
+        <w:pageBreakBefore w:val="0"/>
+        <w:numPr>
+          <w:ilvl w:val="1"/>
+          <w:numId w:val="7"/>
+        </w:numPr>
+        <w:ind w:left="576"/>
+      </w:pPr>
+      <w:bookmarkStart w:colFirst="0" w:colLast="0" w:name="_otv9aq61hrbv" w:id="6"/>
+      <w:bookmarkEnd w:id="6"/>
+      <w:r>
+        <w:rPr>
+          <w:rtl w:val="0"/>
+        </w:rPr>
+        <w:t xml:space="preserve">Activitat 02</w:t>
+      </w:r>
+    </w:p>
+    <w:p>
+      <w:pPr>
+        <w:rPr/>
+      </w:pPr>
+      <w:r>
+        <w:rPr>
+          <w:rtl w:val="0"/>
+        </w:rPr>
+        <w:t xml:space="preserve">Amplia el mòdul de l’exemple de biblioteca de còmics de forma que:</w:t>
       </w:r>
     </w:p>
     <w:p>
@@ -1822,17 +1944,14 @@
         <w:spacing w:after="0" w:afterAutospacing="0"/>
         <w:ind w:left="720" w:hanging="360"/>
         <w:rPr>
-          <w:smallCaps w:val="0"/>
-          <w:color w:val="000000"/>
-          <w:sz w:val="24"/>
-          <w:szCs w:val="24"/>
-        </w:rPr>
-      </w:pPr>
-      <w:r>
-        <w:rPr>
-          <w:rtl w:val="0"/>
-        </w:rPr>
-        <w:t xml:space="preserve">Tinga una nova vista per veure les tasques en format “Kanban”.</w:t>
+          <w:u w:val="none"/>
+        </w:rPr>
+      </w:pPr>
+      <w:r>
+        <w:rPr>
+          <w:rtl w:val="0"/>
+        </w:rPr>
+        <w:t xml:space="preserve">Incloure la possibilitat de gestionar socis, emmagatzemar nom, cognom e identificador.</w:t>
       </w:r>
     </w:p>
     <w:p>
@@ -1841,79 +1960,27 @@
           <w:ilvl w:val="0"/>
           <w:numId w:val="6"/>
         </w:numPr>
-        <w:spacing w:before="0" w:beforeAutospacing="0"/>
+        <w:spacing w:after="0" w:afterAutospacing="0" w:before="0" w:beforeAutospacing="0"/>
         <w:ind w:left="720" w:hanging="360"/>
         <w:rPr>
-          <w:smallCaps w:val="0"/>
-          <w:color w:val="000000"/>
-          <w:sz w:val="24"/>
-          <w:szCs w:val="24"/>
-        </w:rPr>
-      </w:pPr>
-      <w:r>
-        <w:rPr>
-          <w:rtl w:val="0"/>
-        </w:rPr>
-        <w:t xml:space="preserve">Modifica les tasques per tindre una data assignada i crea una nova vista per veure en una vista “Calendar” la data assignada.</w:t>
-      </w:r>
-    </w:p>
-    <w:p>
-      <w:pPr>
-        <w:pStyle w:val="Heading1"/>
-        <w:pageBreakBefore w:val="0"/>
+          <w:u w:val="none"/>
+        </w:rPr>
+      </w:pPr>
+      <w:r>
+        <w:rPr>
+          <w:rtl w:val="0"/>
+        </w:rPr>
+        <w:t xml:space="preserve">Introduïu la possibilitat que hi haja exemplars de còmics per prestar.</w:t>
+      </w:r>
+    </w:p>
+    <w:p>
+      <w:pPr>
         <w:numPr>
           <w:ilvl w:val="1"/>
-          <w:numId w:val="5"/>
-        </w:numPr>
-        <w:ind w:left="576"/>
-      </w:pPr>
-      <w:bookmarkStart w:colFirst="0" w:colLast="0" w:name="_otv9aq61hrbv" w:id="6"/>
-      <w:bookmarkEnd w:id="6"/>
-      <w:r>
-        <w:rPr>
-          <w:rtl w:val="0"/>
-        </w:rPr>
-        <w:t xml:space="preserve">Activitat 02</w:t>
-      </w:r>
-    </w:p>
-    <w:p>
-      <w:pPr>
-        <w:rPr/>
-      </w:pPr>
-      <w:r>
-        <w:rPr>
-          <w:rtl w:val="0"/>
-        </w:rPr>
-        <w:t xml:space="preserve">Amplia el mòdul de l’exemple de biblioteca de còmics de forma que:</w:t>
-      </w:r>
-    </w:p>
-    <w:p>
-      <w:pPr>
-        <w:numPr>
-          <w:ilvl w:val="0"/>
-          <w:numId w:val="7"/>
-        </w:numPr>
-        <w:spacing w:after="0" w:afterAutospacing="0"/>
-        <w:ind w:left="720" w:hanging="360"/>
-        <w:rPr>
-          <w:u w:val="none"/>
-        </w:rPr>
-      </w:pPr>
-      <w:r>
-        <w:rPr>
-          <w:rtl w:val="0"/>
-        </w:rPr>
-        <w:t xml:space="preserve">Incloure la possibilitat de gestionar socis, emmagatzemar nom, cognom e identificador.</w:t>
-      </w:r>
-    </w:p>
-    <w:p>
-      <w:pPr>
-        <w:numPr>
-          <w:ilvl w:val="0"/>
-          <w:numId w:val="7"/>
+          <w:numId w:val="6"/>
         </w:numPr>
         <w:spacing w:after="0" w:afterAutospacing="0" w:before="0" w:beforeAutospacing="0"/>
-        <w:ind w:left="720" w:hanging="360"/>
+        <w:ind w:left="1440" w:hanging="360"/>
         <w:rPr>
           <w:u w:val="none"/>
         </w:rPr>
@@ -1922,91 +1989,72 @@
         <w:rPr>
           <w:rtl w:val="0"/>
         </w:rPr>
-        <w:t xml:space="preserve">Introduïu la possibilitat que hi haja exemplars de còmics per prestar.</w:t>
-      </w:r>
-    </w:p>
-    <w:p>
-      <w:pPr>
+        <w:t xml:space="preserve">El model de còmic actual ha de servir com a referència de la informació del còmic. A banda d’aquest model, jaureu de plantejar un nou model per a indicar exemplars de préstec d’eixe còmic. </w:t>
+      </w:r>
+    </w:p>
+    <w:p>
+      <w:pPr>
+        <w:numPr>
+          <w:ilvl w:val="1"/>
+          <w:numId w:val="6"/>
+        </w:numPr>
+        <w:spacing w:after="0" w:afterAutospacing="0" w:before="0" w:beforeAutospacing="0"/>
+        <w:ind w:left="1440" w:hanging="360"/>
+        <w:rPr>
+          <w:u w:val="none"/>
+        </w:rPr>
+      </w:pPr>
+      <w:r>
+        <w:rPr>
+          <w:rtl w:val="0"/>
+        </w:rPr>
+        <w:t xml:space="preserve">Aquests exemplars de préstec hauran de controlar només a qui estan prestats i la data d’inici i data de final del préstec. No cal tindre un històric de préstecs, només qui té el còmic en cada moment, quan se l’ha prestat i la data prevista de tornada.</w:t>
+      </w:r>
+    </w:p>
+    <w:p>
+      <w:pPr>
+        <w:numPr>
+          <w:ilvl w:val="2"/>
+          <w:numId w:val="6"/>
+        </w:numPr>
+        <w:spacing w:after="0" w:afterAutospacing="0" w:before="0" w:beforeAutospacing="0"/>
+        <w:ind w:left="2160" w:hanging="360"/>
+        <w:rPr>
+          <w:u w:val="none"/>
+        </w:rPr>
+      </w:pPr>
+      <w:r>
+        <w:rPr>
+          <w:rtl w:val="0"/>
+        </w:rPr>
+        <w:t xml:space="preserve">La data de préstec no pot ser posterior al dia de hui.</w:t>
+      </w:r>
+    </w:p>
+    <w:p>
+      <w:pPr>
+        <w:numPr>
+          <w:ilvl w:val="2"/>
+          <w:numId w:val="6"/>
+        </w:numPr>
+        <w:spacing w:before="0" w:beforeAutospacing="0"/>
+        <w:ind w:left="2160" w:hanging="360"/>
+        <w:rPr>
+          <w:u w:val="none"/>
+        </w:rPr>
+      </w:pPr>
+      <w:r>
+        <w:rPr>
+          <w:rtl w:val="0"/>
+        </w:rPr>
+        <w:t xml:space="preserve">La data prevista de tornada no pot ser anterior al dia de hui.</w:t>
+      </w:r>
+    </w:p>
+    <w:p>
+      <w:pPr>
+        <w:pStyle w:val="Heading1"/>
         <w:numPr>
           <w:ilvl w:val="1"/>
           <w:numId w:val="7"/>
-        </w:numPr>
-        <w:spacing w:after="0" w:afterAutospacing="0" w:before="0" w:beforeAutospacing="0"/>
-        <w:ind w:left="1440" w:hanging="360"/>
-        <w:rPr>
-          <w:u w:val="none"/>
-        </w:rPr>
-      </w:pPr>
-      <w:r>
-        <w:rPr>
-          <w:rtl w:val="0"/>
-        </w:rPr>
-        <w:t xml:space="preserve">El model de còmic actual ha de servir com a referència de la informació del còmic. A banda d’aquest model, jaureu de plantejar un nou model per a indicar exemplars de préstec d’eixe còmic. </w:t>
-      </w:r>
-    </w:p>
-    <w:p>
-      <w:pPr>
-        <w:numPr>
-          <w:ilvl w:val="1"/>
-          <w:numId w:val="7"/>
-        </w:numPr>
-        <w:spacing w:after="0" w:afterAutospacing="0" w:before="0" w:beforeAutospacing="0"/>
-        <w:ind w:left="1440" w:hanging="360"/>
-        <w:rPr>
-          <w:u w:val="none"/>
-        </w:rPr>
-      </w:pPr>
-      <w:r>
-        <w:rPr>
-          <w:rtl w:val="0"/>
-        </w:rPr>
-        <w:t xml:space="preserve">Aquests exemplars de préstec hauran de controlar només a qui estan prestats i la data d’inici i data de final del préstec. No cal tindre un històric de préstecs, només qui té el còmic en cada moment, quan se l’ha prestat i la data prevista de tornada.</w:t>
-      </w:r>
-    </w:p>
-    <w:p>
-      <w:pPr>
-        <w:numPr>
-          <w:ilvl w:val="2"/>
-          <w:numId w:val="7"/>
-        </w:numPr>
-        <w:spacing w:after="0" w:afterAutospacing="0" w:before="0" w:beforeAutospacing="0"/>
-        <w:ind w:left="2160" w:hanging="360"/>
-        <w:rPr>
-          <w:u w:val="none"/>
-        </w:rPr>
-      </w:pPr>
-      <w:r>
-        <w:rPr>
-          <w:rtl w:val="0"/>
-        </w:rPr>
-        <w:t xml:space="preserve">La data de préstec no pot ser posterior al dia de hui.</w:t>
-      </w:r>
-    </w:p>
-    <w:p>
-      <w:pPr>
-        <w:numPr>
-          <w:ilvl w:val="2"/>
-          <w:numId w:val="7"/>
-        </w:numPr>
-        <w:spacing w:before="0" w:beforeAutospacing="0"/>
-        <w:ind w:left="2160" w:hanging="360"/>
-        <w:rPr>
-          <w:u w:val="none"/>
-        </w:rPr>
-      </w:pPr>
-      <w:r>
-        <w:rPr>
-          <w:rtl w:val="0"/>
-        </w:rPr>
-        <w:t xml:space="preserve">La data prevista de tornada no pot ser anterior al dia de hui.</w:t>
-      </w:r>
-    </w:p>
-    <w:p>
-      <w:pPr>
-        <w:pStyle w:val="Heading1"/>
-        <w:numPr>
-          <w:ilvl w:val="1"/>
-          <w:numId w:val="5"/>
         </w:numPr>
         <w:ind w:left="576"/>
         <w:rPr>
@@ -2166,7 +2214,7 @@
         <w:pStyle w:val="Heading1"/>
         <w:numPr>
           <w:ilvl w:val="1"/>
-          <w:numId w:val="5"/>
+          <w:numId w:val="7"/>
         </w:numPr>
         <w:ind w:left="576"/>
       </w:pPr>
@@ -2188,104 +2236,6 @@
           <w:rtl w:val="0"/>
         </w:rPr>
         <w:t xml:space="preserve">Fes un mòdul d’Odoo que represente els nostres estudis de cicles formatius a un institut:</w:t>
-      </w:r>
-    </w:p>
-    <w:p>
-      <w:pPr>
-        <w:numPr>
-          <w:ilvl w:val="0"/>
-          <w:numId w:val="3"/>
-        </w:numPr>
-        <w:spacing w:after="0" w:afterAutospacing="0"/>
-        <w:ind w:left="720" w:hanging="360"/>
-        <w:rPr>
-          <w:u w:val="none"/>
-        </w:rPr>
-      </w:pPr>
-      <w:r>
-        <w:rPr>
-          <w:rtl w:val="0"/>
-        </w:rPr>
-        <w:t xml:space="preserve">Model Cicle formatiu. Cada instància representa a un cicle formatiu en un institut. Un cicle té un o més mòduls associats.</w:t>
-      </w:r>
-    </w:p>
-    <w:p>
-      <w:pPr>
-        <w:numPr>
-          <w:ilvl w:val="0"/>
-          <w:numId w:val="3"/>
-        </w:numPr>
-        <w:spacing w:after="0" w:afterAutospacing="0" w:before="0" w:beforeAutospacing="0"/>
-        <w:ind w:left="720" w:hanging="360"/>
-        <w:rPr>
-          <w:u w:val="none"/>
-        </w:rPr>
-      </w:pPr>
-      <w:r>
-        <w:rPr>
-          <w:rtl w:val="0"/>
-        </w:rPr>
-        <w:t xml:space="preserve">Model Mòdul. Cada “mòdul” estarà relacionat amb cicles formatius (al qual pertany), alumnes matriculats i professor que ho imparteix.</w:t>
-      </w:r>
-    </w:p>
-    <w:p>
-      <w:pPr>
-        <w:numPr>
-          <w:ilvl w:val="0"/>
-          <w:numId w:val="3"/>
-        </w:numPr>
-        <w:spacing w:after="0" w:afterAutospacing="0" w:before="0" w:beforeAutospacing="0"/>
-        <w:ind w:left="720" w:hanging="360"/>
-        <w:rPr>
-          <w:u w:val="none"/>
-        </w:rPr>
-      </w:pPr>
-      <w:r>
-        <w:rPr>
-          <w:rtl w:val="0"/>
-        </w:rPr>
-        <w:t xml:space="preserve">Model Alumne. Relacionat amb els mòduls que té matriculat.</w:t>
-      </w:r>
-    </w:p>
-    <w:p>
-      <w:pPr>
-        <w:numPr>
-          <w:ilvl w:val="0"/>
-          <w:numId w:val="3"/>
-        </w:numPr>
-        <w:spacing w:before="0" w:beforeAutospacing="0"/>
-        <w:ind w:left="720" w:hanging="360"/>
-        <w:rPr>
-          <w:u w:val="none"/>
-        </w:rPr>
-      </w:pPr>
-      <w:r>
-        <w:rPr>
-          <w:rtl w:val="0"/>
-        </w:rPr>
-        <w:t xml:space="preserve">Model Professor. Relacionat amb els mòduls que imparteix.</w:t>
-      </w:r>
-    </w:p>
-    <w:p>
-      <w:pPr>
-        <w:rPr/>
-      </w:pPr>
-      <w:r>
-        <w:rPr>
-          <w:rtl w:val="0"/>
-        </w:rPr>
-        <w:t xml:space="preserve">Implementa els models, les relacions necessàries i les vistes que cregues adequades per als 4 models.</w:t>
-      </w:r>
-    </w:p>
-    <w:p>
-      <w:pPr>
-        <w:rPr/>
-      </w:pPr>
-      <w:r>
-        <w:rPr>
-          <w:rtl w:val="0"/>
-        </w:rPr>
-        <w:t xml:space="preserve">Una vegada en funcionament l’aplicació, volem que implementes la següent configuració de seguretat:</w:t>
       </w:r>
     </w:p>
     <w:p>
@@ -2304,7 +2254,45 @@
         <w:rPr>
           <w:rtl w:val="0"/>
         </w:rPr>
-        <w:t xml:space="preserve">Els usuaris amb el rol “Director” podran modificar els registres dels models anteriors.</w:t>
+        <w:t xml:space="preserve">Model Cicle formatiu. Cada instància representa a un cicle formatiu en un institut. Un cicle té un o més mòduls associats.</w:t>
+      </w:r>
+    </w:p>
+    <w:p>
+      <w:pPr>
+        <w:numPr>
+          <w:ilvl w:val="0"/>
+          <w:numId w:val="4"/>
+        </w:numPr>
+        <w:spacing w:after="0" w:afterAutospacing="0" w:before="0" w:beforeAutospacing="0"/>
+        <w:ind w:left="720" w:hanging="360"/>
+        <w:rPr>
+          <w:u w:val="none"/>
+        </w:rPr>
+      </w:pPr>
+      <w:r>
+        <w:rPr>
+          <w:rtl w:val="0"/>
+        </w:rPr>
+        <w:t xml:space="preserve">Model Mòdul. Cada “mòdul” estarà relacionat amb cicles formatius (al qual pertany), alumnes matriculats i professor que ho imparteix.</w:t>
+      </w:r>
+    </w:p>
+    <w:p>
+      <w:pPr>
+        <w:numPr>
+          <w:ilvl w:val="0"/>
+          <w:numId w:val="4"/>
+        </w:numPr>
+        <w:spacing w:after="0" w:afterAutospacing="0" w:before="0" w:beforeAutospacing="0"/>
+        <w:ind w:left="720" w:hanging="360"/>
+        <w:rPr>
+          <w:u w:val="none"/>
+        </w:rPr>
+      </w:pPr>
+      <w:r>
+        <w:rPr>
+          <w:rtl w:val="0"/>
+        </w:rPr>
+        <w:t xml:space="preserve">Model Alumne. Relacionat amb els mòduls que té matriculat.</w:t>
       </w:r>
     </w:p>
     <w:p>
@@ -2323,7 +2311,7 @@
         <w:rPr>
           <w:rtl w:val="0"/>
         </w:rPr>
-        <w:t xml:space="preserve">A més del director, els únics usuaris que podran veure les dades dels professors (en mode lectura) seran els usuaris amb rol “Professor”. </w:t>
+        <w:t xml:space="preserve">Model Professor. Relacionat amb els mòduls que imparteix.</w:t>
       </w:r>
     </w:p>
     <w:p>
@@ -2334,22 +2322,18 @@
         <w:rPr>
           <w:rtl w:val="0"/>
         </w:rPr>
-      </w:r>
-    </w:p>
-    <w:p>
-      <w:pPr>
-        <w:rPr>
-          <w:b w:val="1"/>
-          <w:u w:val="single"/>
-        </w:rPr>
-      </w:pPr>
-      <w:r>
-        <w:rPr>
-          <w:b w:val="1"/>
-          <w:u w:val="single"/>
-          <w:rtl w:val="0"/>
-        </w:rPr>
-        <w:t xml:space="preserve">Pot ajudar-te:</w:t>
+        <w:t xml:space="preserve">Implementa els models, les relacions necessàries i les vistes que cregues adequades per als 4 models.</w:t>
+      </w:r>
+    </w:p>
+    <w:p>
+      <w:pPr>
+        <w:rPr/>
+      </w:pPr>
+      <w:r>
+        <w:rPr>
+          <w:rtl w:val="0"/>
+        </w:rPr>
+        <w:t xml:space="preserve">Una vegada en funcionament l’aplicació, volem que implementes la següent configuració de seguretat:</w:t>
       </w:r>
     </w:p>
     <w:p>
@@ -2368,6 +2352,72 @@
         <w:rPr>
           <w:rtl w:val="0"/>
         </w:rPr>
+        <w:t xml:space="preserve">Els usuaris amb el rol “Director” podran modificar els registres dels models anteriors.</w:t>
+      </w:r>
+    </w:p>
+    <w:p>
+      <w:pPr>
+        <w:numPr>
+          <w:ilvl w:val="0"/>
+          <w:numId w:val="9"/>
+        </w:numPr>
+        <w:spacing w:before="0" w:beforeAutospacing="0"/>
+        <w:ind w:left="720" w:hanging="360"/>
+        <w:rPr>
+          <w:u w:val="none"/>
+        </w:rPr>
+      </w:pPr>
+      <w:r>
+        <w:rPr>
+          <w:rtl w:val="0"/>
+        </w:rPr>
+        <w:t xml:space="preserve">A més del director, els únics usuaris que podran veure les dades dels professors (en mode lectura) seran els usuaris amb rol “Professor”. </w:t>
+      </w:r>
+    </w:p>
+    <w:p>
+      <w:pPr>
+        <w:rPr/>
+      </w:pPr>
+      <w:r>
+        <w:rPr>
+          <w:rtl w:val="0"/>
+        </w:rPr>
+      </w:r>
+    </w:p>
+    <w:p>
+      <w:pPr>
+        <w:rPr>
+          <w:b w:val="1"/>
+          <w:bCs w:val="1"/>
+          <w:u w:val="single"/>
+        </w:rPr>
+      </w:pPr>
+      <w:r>
+        <w:rPr>
+          <w:b w:val="1"/>
+          <w:bCs w:val="1"/>
+          <w:u w:val="single"/>
+          <w:rtl w:val="0"/>
+        </w:rPr>
+        <w:t xml:space="preserve">Pot ajudar-te:</w:t>
+      </w:r>
+    </w:p>
+    <w:p>
+      <w:pPr>
+        <w:numPr>
+          <w:ilvl w:val="0"/>
+          <w:numId w:val="5"/>
+        </w:numPr>
+        <w:spacing w:after="0" w:afterAutospacing="0"/>
+        <w:ind w:left="720" w:hanging="360"/>
+        <w:rPr>
+          <w:u w:val="none"/>
+        </w:rPr>
+      </w:pPr>
+      <w:r>
+        <w:rPr>
+          <w:rtl w:val="0"/>
+        </w:rPr>
         <w:t xml:space="preserve">Permisos en Odoo:</w:t>
       </w:r>
     </w:p>
@@ -2375,7 +2425,7 @@
       <w:pPr>
         <w:numPr>
           <w:ilvl w:val="1"/>
-          <w:numId w:val="9"/>
+          <w:numId w:val="5"/>
         </w:numPr>
         <w:spacing w:after="0" w:afterAutospacing="0" w:before="0" w:beforeAutospacing="0"/>
         <w:ind w:left="1440" w:hanging="360"/>
@@ -2390,7 +2440,7 @@
             <w:u w:val="single"/>
             <w:rtl w:val="0"/>
           </w:rPr>
-          <w:t xml:space="preserve">https://www.odoo.com/documentation/17.0/es/developer/tutorials/server_framework_101/04_securityintro.html</w:t>
+          <w:t xml:space="preserve">https://www.odoo.com/documentation/19.0/es/developer/tutorials/server_framework_101/04_securityintro.html</w:t>
         </w:r>
       </w:hyperlink>
       <w:r>
@@ -2403,7 +2453,7 @@
       <w:pPr>
         <w:numPr>
           <w:ilvl w:val="0"/>
-          <w:numId w:val="9"/>
+          <w:numId w:val="5"/>
         </w:numPr>
         <w:spacing w:after="0" w:afterAutospacing="0" w:before="0" w:beforeAutospacing="0"/>
         <w:ind w:left="720" w:hanging="360"/>
@@ -2422,7 +2472,7 @@
       <w:pPr>
         <w:numPr>
           <w:ilvl w:val="1"/>
-          <w:numId w:val="9"/>
+          <w:numId w:val="5"/>
         </w:numPr>
         <w:spacing w:before="0" w:beforeAutospacing="0"/>
         <w:ind w:left="1440" w:hanging="360"/>
@@ -2437,9 +2487,29 @@
             <w:u w:val="single"/>
             <w:rtl w:val="0"/>
           </w:rPr>
-          <w:t xml:space="preserve">http://www.odoo.yenthevg.com/creating-security-groups-odoo/</w:t>
+          <w:t xml:space="preserve">http://www.odoo.y</w:t>
         </w:r>
       </w:hyperlink>
+      <w:hyperlink r:id="rId11">
+        <w:r>
+          <w:rPr>
+            <w:color w:val="1155cc"/>
+            <w:u w:val="single"/>
+            <w:rtl w:val="0"/>
+          </w:rPr>
+          <w:t xml:space="preserve">Chapter 4: Security - A Brief Introduction — Odoo 19.0 documentation</w:t>
+        </w:r>
+      </w:hyperlink>
+      <w:hyperlink r:id="rId12">
+        <w:r>
+          <w:rPr>
+            <w:color w:val="1155cc"/>
+            <w:u w:val="single"/>
+            <w:rtl w:val="0"/>
+          </w:rPr>
+          <w:t xml:space="preserve">enthevg.com/creating-security-groups-odoo/</w:t>
+        </w:r>
+      </w:hyperlink>
       <w:r>
         <w:rPr>
           <w:rtl w:val="0"/>
@@ -2497,10 +2567,10 @@
       </w:r>
     </w:p>
     <w:sectPr>
-      <w:headerReference r:id="rId11" w:type="default"/>
-      <w:headerReference r:id="rId12" w:type="first"/>
-      <w:footerReference r:id="rId13" w:type="default"/>
-      <w:footerReference r:id="rId14" w:type="first"/>
+      <w:headerReference r:id="rId13" w:type="default"/>
+      <w:headerReference r:id="rId14" w:type="first"/>
+      <w:footerReference r:id="rId15" w:type="default"/>
+      <w:footerReference r:id="rId16" w:type="first"/>
       <w:pgSz w:h="16838" w:w="11906" w:orient="portrait"/>
       <w:pgMar w:bottom="1133.8582677165355" w:top="1133.8582677165355" w:left="1133.8582677165355" w:right="1133.8582677165355" w:header="0" w:footer="0"/>
       <w:pgNumType w:start="1"/>
@@ -3150,93 +3220,111 @@
   <w:abstractNum w:abstractNumId="5">
     <w:lvl w:ilvl="0">
       <w:start w:val="1"/>
-      <w:numFmt w:val="decimal"/>
-      <w:lvlText w:val="%1."/>
-      <w:lvlJc w:val="left"/>
-      <w:pPr>
-        <w:ind w:left="432" w:hanging="432"/>
-      </w:pPr>
-      <w:rPr/>
+      <w:numFmt w:val="bullet"/>
+      <w:lvlText w:val="●"/>
+      <w:lvlJc w:val="left"/>
+      <w:pPr>
+        <w:ind w:left="720" w:hanging="360"/>
+      </w:pPr>
+      <w:rPr>
+        <w:u w:val="none"/>
+      </w:rPr>
     </w:lvl>
     <w:lvl w:ilvl="1">
       <w:start w:val="1"/>
-      <w:numFmt w:val="decimal"/>
-      <w:lvlText w:val=" %1.%2 "/>
-      <w:lvlJc w:val="left"/>
-      <w:pPr>
-        <w:ind w:left="576" w:hanging="576"/>
-      </w:pPr>
-      <w:rPr/>
+      <w:numFmt w:val="bullet"/>
+      <w:lvlText w:val="○"/>
+      <w:lvlJc w:val="left"/>
+      <w:pPr>
+        <w:ind w:left="1440" w:hanging="360"/>
+      </w:pPr>
+      <w:rPr>
+        <w:u w:val="none"/>
+      </w:rPr>
     </w:lvl>
     <w:lvl w:ilvl="2">
       <w:start w:val="1"/>
-      <w:numFmt w:val="decimal"/>
-      <w:lvlText w:val=" %1.%2.%3 "/>
-      <w:lvlJc w:val="left"/>
-      <w:pPr>
-        <w:ind w:left="720" w:hanging="720"/>
-      </w:pPr>
-      <w:rPr/>
+      <w:numFmt w:val="bullet"/>
+      <w:lvlText w:val="■"/>
+      <w:lvlJc w:val="left"/>
+      <w:pPr>
+        <w:ind w:left="2160" w:hanging="360"/>
+      </w:pPr>
+      <w:rPr>
+        <w:u w:val="none"/>
+      </w:rPr>
     </w:lvl>
     <w:lvl w:ilvl="3">
       <w:start w:val="1"/>
-      <w:numFmt w:val="decimal"/>
-      <w:lvlText w:val=" %1.%2.%3.%4 "/>
-      <w:lvlJc w:val="left"/>
-      <w:pPr>
-        <w:ind w:left="864" w:hanging="864"/>
-      </w:pPr>
-      <w:rPr/>
+      <w:numFmt w:val="bullet"/>
+      <w:lvlText w:val="●"/>
+      <w:lvlJc w:val="left"/>
+      <w:pPr>
+        <w:ind w:left="2880" w:hanging="360"/>
+      </w:pPr>
+      <w:rPr>
+        <w:u w:val="none"/>
+      </w:rPr>
     </w:lvl>
     <w:lvl w:ilvl="4">
       <w:start w:val="1"/>
-      <w:numFmt w:val="decimal"/>
-      <w:lvlText w:val=" %1.%2.%3.%4.%5 "/>
-      <w:lvlJc w:val="left"/>
-      <w:pPr>
-        <w:ind w:left="1008.0000000000001" w:hanging="1008.0000000000001"/>
-      </w:pPr>
-      <w:rPr/>
+      <w:numFmt w:val="bullet"/>
+      <w:lvlText w:val="○"/>
+      <w:lvlJc w:val="left"/>
+      <w:pPr>
+        <w:ind w:left="3600" w:hanging="360"/>
+      </w:pPr>
+      <w:rPr>
+        <w:u w:val="none"/>
+      </w:rPr>
     </w:lvl>
     <w:lvl w:ilvl="5">
       <w:start w:val="1"/>
-      <w:numFmt w:val="decimal"/>
-      <w:lvlText w:val=" %1.%2.%3.%4.%5.%6 "/>
-      <w:lvlJc w:val="left"/>
-      <w:pPr>
-        <w:ind w:left="1152" w:hanging="1152"/>
-      </w:pPr>
-      <w:rPr/>
+      <w:numFmt w:val="bullet"/>
+      <w:lvlText w:val="■"/>
+      <w:lvlJc w:val="left"/>
+      <w:pPr>
+        <w:ind w:left="4320" w:hanging="360"/>
+      </w:pPr>
+      <w:rPr>
+        <w:u w:val="none"/>
+      </w:rPr>
     </w:lvl>
     <w:lvl w:ilvl="6">
       <w:start w:val="1"/>
-      <w:numFmt w:val="decimal"/>
-      <w:lvlText w:val=" %1.%2.%3.%4.%5.%6.%7 "/>
-      <w:lvlJc w:val="left"/>
-      <w:pPr>
-        <w:ind w:left="1296" w:hanging="1296"/>
-      </w:pPr>
-      <w:rPr/>
+      <w:numFmt w:val="bullet"/>
+      <w:lvlText w:val="●"/>
+      <w:lvlJc w:val="left"/>
+      <w:pPr>
+        <w:ind w:left="5040" w:hanging="360"/>
+      </w:pPr>
+      <w:rPr>
+        <w:u w:val="none"/>
+      </w:rPr>
     </w:lvl>
     <w:lvl w:ilvl="7">
       <w:start w:val="1"/>
-      <w:numFmt w:val="decimal"/>
-      <w:lvlText w:val=" %1.%2.%3.%4.%5.%6.%7.%8 "/>
-      <w:lvlJc w:val="left"/>
-      <w:pPr>
-        <w:ind w:left="1440" w:hanging="1440"/>
-      </w:pPr>
-      <w:rPr/>
+      <w:numFmt w:val="bullet"/>
+      <w:lvlText w:val="○"/>
+      <w:lvlJc w:val="left"/>
+      <w:pPr>
+        <w:ind w:left="5760" w:hanging="360"/>
+      </w:pPr>
+      <w:rPr>
+        <w:u w:val="none"/>
+      </w:rPr>
     </w:lvl>
     <w:lvl w:ilvl="8">
       <w:start w:val="1"/>
-      <w:numFmt w:val="decimal"/>
-      <w:lvlText w:val=" %1.%2.%3.%4.%5.%6.%7.%8.%9 "/>
-      <w:lvlJc w:val="left"/>
-      <w:pPr>
-        <w:ind w:left="1584" w:hanging="1584"/>
-      </w:pPr>
-      <w:rPr/>
+      <w:numFmt w:val="bullet"/>
+      <w:lvlText w:val="■"/>
+      <w:lvlJc w:val="left"/>
+      <w:pPr>
+        <w:ind w:left="6480" w:hanging="360"/>
+      </w:pPr>
+      <w:rPr>
+        <w:u w:val="none"/>
+      </w:rPr>
     </w:lvl>
   </w:abstractNum>
   <w:abstractNum w:abstractNumId="6">
@@ -3352,111 +3440,93 @@
   <w:abstractNum w:abstractNumId="7">
     <w:lvl w:ilvl="0">
       <w:start w:val="1"/>
-      <w:numFmt w:val="bullet"/>
-      <w:lvlText w:val="●"/>
-      <w:lvlJc w:val="left"/>
-      <w:pPr>
-        <w:ind w:left="720" w:hanging="360"/>
-      </w:pPr>
-      <w:rPr>
-        <w:u w:val="none"/>
-      </w:rPr>
+      <w:numFmt w:val="decimal"/>
+      <w:lvlText w:val="%1."/>
+      <w:lvlJc w:val="left"/>
+      <w:pPr>
+        <w:ind w:left="432" w:hanging="432"/>
+      </w:pPr>
+      <w:rPr/>
     </w:lvl>
     <w:lvl w:ilvl="1">
       <w:start w:val="1"/>
-      <w:numFmt w:val="bullet"/>
-      <w:lvlText w:val="○"/>
-      <w:lvlJc w:val="left"/>
-      <w:pPr>
-        <w:ind w:left="1440" w:hanging="360"/>
-      </w:pPr>
-      <w:rPr>
-        <w:u w:val="none"/>
-      </w:rPr>
+      <w:numFmt w:val="decimal"/>
+      <w:lvlText w:val=" %1.%2 "/>
+      <w:lvlJc w:val="left"/>
+      <w:pPr>
+        <w:ind w:left="576" w:hanging="576"/>
+      </w:pPr>
+      <w:rPr/>
     </w:lvl>
     <w:lvl w:ilvl="2">
       <w:start w:val="1"/>
-      <w:numFmt w:val="bullet"/>
-      <w:lvlText w:val="■"/>
-      <w:lvlJc w:val="left"/>
-      <w:pPr>
-        <w:ind w:left="2160" w:hanging="360"/>
-      </w:pPr>
-      <w:rPr>
-        <w:u w:val="none"/>
-      </w:rPr>
+      <w:numFmt w:val="decimal"/>
+      <w:lvlText w:val=" %1.%2.%3 "/>
+      <w:lvlJc w:val="left"/>
+      <w:pPr>
+        <w:ind w:left="720" w:hanging="720"/>
+      </w:pPr>
+      <w:rPr/>
     </w:lvl>
     <w:lvl w:ilvl="3">
       <w:start w:val="1"/>
-      <w:numFmt w:val="bullet"/>
-      <w:lvlText w:val="●"/>
-      <w:lvlJc w:val="left"/>
-      <w:pPr>
-        <w:ind w:left="2880" w:hanging="360"/>
-      </w:pPr>
-      <w:rPr>
-        <w:u w:val="none"/>
-      </w:rPr>
+      <w:numFmt w:val="decimal"/>
+      <w:lvlText w:val=" %1.%2.%3.%4 "/>
+      <w:lvlJc w:val="left"/>
+      <w:pPr>
+        <w:ind w:left="864" w:hanging="864"/>
+      </w:pPr>
+      <w:rPr/>
     </w:lvl>
     <w:lvl w:ilvl="4">
       <w:start w:val="1"/>
-      <w:numFmt w:val="bullet"/>
-      <w:lvlText w:val="○"/>
-      <w:lvlJc w:val="left"/>
-      <w:pPr>
-        <w:ind w:left="3600" w:hanging="360"/>
-      </w:pPr>
-      <w:rPr>
-        <w:u w:val="none"/>
-      </w:rPr>
+      <w:numFmt w:val="decimal"/>
+      <w:lvlText w:val=" %1.%2.%3.%4.%5 "/>
+      <w:lvlJc w:val="left"/>
+      <w:pPr>
+        <w:ind w:left="1008.0000000000001" w:hanging="1008.0000000000001"/>
+      </w:pPr>
+      <w:rPr/>
     </w:lvl>
     <w:lvl w:ilvl="5">
       <w:start w:val="1"/>
-      <w:numFmt w:val="bullet"/>
-      <w:lvlText w:val="■"/>
-      <w:lvlJc w:val="left"/>
-      <w:pPr>
-        <w:ind w:left="4320" w:hanging="360"/>
-      </w:pPr>
-      <w:rPr>
-        <w:u w:val="none"/>
-      </w:rPr>
+      <w:numFmt w:val="decimal"/>
+      <w:lvlText w:val=" %1.%2.%3.%4.%5.%6 "/>
+      <w:lvlJc w:val="left"/>
+      <w:pPr>
+        <w:ind w:left="1152" w:hanging="1152"/>
+      </w:pPr>
+      <w:rPr/>
     </w:lvl>
     <w:lvl w:ilvl="6">
       <w:start w:val="1"/>
-      <w:numFmt w:val="bullet"/>
-      <w:lvlText w:val="●"/>
-      <w:lvlJc w:val="left"/>
-      <w:pPr>
-        <w:ind w:left="5040" w:hanging="360"/>
-      </w:pPr>
-      <w:rPr>
-        <w:u w:val="none"/>
-      </w:rPr>
+      <w:numFmt w:val="decimal"/>
+      <w:lvlText w:val=" %1.%2.%3.%4.%5.%6.%7 "/>
+      <w:lvlJc w:val="left"/>
+      <w:pPr>
+        <w:ind w:left="1296" w:hanging="1296"/>
+      </w:pPr>
+      <w:rPr/>
     </w:lvl>
     <w:lvl w:ilvl="7">
       <w:start w:val="1"/>
-      <w:numFmt w:val="bullet"/>
-      <w:lvlText w:val="○"/>
-      <w:lvlJc w:val="left"/>
-      <w:pPr>
-        <w:ind w:left="5760" w:hanging="360"/>
-      </w:pPr>
-      <w:rPr>
-        <w:u w:val="none"/>
-      </w:rPr>
+      <w:numFmt w:val="decimal"/>
+      <w:lvlText w:val=" %1.%2.%3.%4.%5.%6.%7.%8 "/>
+      <w:lvlJc w:val="left"/>
+      <w:pPr>
+        <w:ind w:left="1440" w:hanging="1440"/>
+      </w:pPr>
+      <w:rPr/>
     </w:lvl>
     <w:lvl w:ilvl="8">
       <w:start w:val="1"/>
-      <w:numFmt w:val="bullet"/>
-      <w:lvlText w:val="■"/>
-      <w:lvlJc w:val="left"/>
-      <w:pPr>
-        <w:ind w:left="6480" w:hanging="360"/>
-      </w:pPr>
-      <w:rPr>
-        <w:u w:val="none"/>
-      </w:rPr>
+      <w:numFmt w:val="decimal"/>
+      <w:lvlText w:val=" %1.%2.%3.%4.%5.%6.%7.%8.%9 "/>
+      <w:lvlJc w:val="left"/>
+      <w:pPr>
+        <w:ind w:left="1584" w:hanging="1584"/>
+      </w:pPr>
+      <w:rPr/>
     </w:lvl>
   </w:abstractNum>
   <w:abstractNum w:abstractNumId="8">
@@ -3728,11 +3798,19 @@
       </w:pPr>
     </w:pPrDefault>
   </w:docDefaults>
+  <w:style w:type="table" w:styleId="TableNormal" w:default="1">
+    <w:name w:val="TableNormal"/>
+    <w:tblPr>
+      <w:tblCellMar>
+        <w:top w:w="100.0" w:type="dxa"/>
+        <w:left w:w="100.0" w:type="dxa"/>
+        <w:bottom w:w="100.0" w:type="dxa"/>
+        <w:right w:w="100.0" w:type="dxa"/>
+      </w:tblCellMar>
+    </w:tblPr>
+  </w:style>
   <w:style w:type="paragraph" w:styleId="Normal" w:default="1">
     <w:name w:val="normal"/>
-  </w:style>
-  <w:style w:type="table" w:styleId="TableNormal" w:default="1">
-    <w:name w:val="Table Normal"/>
   </w:style>
   <w:style w:type="paragraph" w:styleId="Heading1">
     <w:name w:val="heading 1"/>
@@ -3780,6 +3858,7 @@
     <w:rPr>
       <w:rFonts w:ascii="Arial" w:cs="Arial" w:eastAsia="Arial" w:hAnsi="Arial"/>
       <w:b w:val="0"/>
+      <w:bCs w:val="0"/>
       <w:smallCaps w:val="0"/>
       <w:color w:val="669966"/>
       <w:sz w:val="22"/>
@@ -3800,7 +3879,9 @@
     <w:rPr>
       <w:rFonts w:ascii="Arial" w:cs="Arial" w:eastAsia="Arial" w:hAnsi="Arial"/>
       <w:b w:val="1"/>
+      <w:bCs w:val="1"/>
       <w:i w:val="1"/>
+      <w:iCs w:val="1"/>
       <w:smallCaps w:val="0"/>
       <w:sz w:val="21"/>
       <w:szCs w:val="21"/>
@@ -3821,6 +3902,7 @@
     <w:rPr>
       <w:rFonts w:ascii="Arial" w:cs="Arial" w:eastAsia="Arial" w:hAnsi="Arial"/>
       <w:b w:val="1"/>
+      <w:bCs w:val="1"/>
       <w:smallCaps w:val="1"/>
       <w:sz w:val="24"/>
       <w:szCs w:val="24"/>
@@ -3838,6 +3920,7 @@
     </w:pPr>
     <w:rPr>
       <w:b w:val="1"/>
+      <w:bCs w:val="1"/>
       <w:sz w:val="20"/>
       <w:szCs w:val="20"/>
     </w:rPr>
@@ -3854,6 +3937,7 @@
     </w:pPr>
     <w:rPr>
       <w:b w:val="1"/>
+      <w:bCs w:val="1"/>
       <w:sz w:val="72"/>
       <w:szCs w:val="72"/>
     </w:rPr>
@@ -3871,6 +3955,7 @@
     <w:rPr>
       <w:rFonts w:ascii="Georgia" w:cs="Georgia" w:eastAsia="Georgia" w:hAnsi="Georgia"/>
       <w:i w:val="1"/>
+      <w:iCs w:val="1"/>
       <w:color w:val="666666"/>
       <w:sz w:val="48"/>
       <w:szCs w:val="48"/>

--- a/valencia/UD06/UD06 - Activitats avaluables 01 (Semipresencial).docx
+++ b/valencia/UD06/UD06 - Activitats avaluables 01 (Semipresencial).docx
@@ -81,12 +81,12 @@
             <wp:extent cx="6120000" cy="723900"/>
             <wp:effectExtent b="0" l="0" r="0" t="0"/>
             <wp:wrapSquare wrapText="bothSides" distB="114300" distT="114300" distL="114300" distR="114300"/>
-            <wp:docPr id="2" name="image3.png"/>
+            <wp:docPr id="2" name="image2.png"/>
             <a:graphic>
               <a:graphicData uri="http://schemas.openxmlformats.org/drawingml/2006/picture">
                 <pic:pic>
                   <pic:nvPicPr>
-                    <pic:cNvPr id="0" name="image3.png"/>
+                    <pic:cNvPr id="0" name="image2.png"/>
                     <pic:cNvPicPr preferRelativeResize="0"/>
                   </pic:nvPicPr>
                   <pic:blipFill>
@@ -422,12 +422,12 @@
             <wp:extent cx="922564" cy="322898"/>
             <wp:effectExtent b="0" l="0" r="0" t="0"/>
             <wp:wrapSquare wrapText="bothSides" distB="57150" distT="57150" distL="57150" distR="57150"/>
-            <wp:docPr id="1" name="image2.png"/>
+            <wp:docPr id="1" name="image1.png"/>
             <a:graphic>
               <a:graphicData uri="http://schemas.openxmlformats.org/drawingml/2006/picture">
                 <pic:pic>
                   <pic:nvPicPr>
-                    <pic:cNvPr id="0" name="image2.png"/>
+                    <pic:cNvPr id="0" name="image1.png"/>
                     <pic:cNvPicPr preferRelativeResize="0"/>
                   </pic:nvPicPr>
                   <pic:blipFill>
@@ -693,7 +693,7 @@
     </w:p>
     <w:sdt>
       <w:sdtPr>
-        <w:id w:val="-478388274"/>
+        <w:id w:val="-513026470"/>
         <w:docPartObj>
           <w:docPartGallery w:val="Table of Contents"/>
           <w:docPartUnique w:val="1"/>
